--- a/标书_国自然标准_v9_润色精简版_参考文献修正版_桂艾BCP靶向Nrf2抑制铁依赖性SIPS改善CIRI.docx
+++ b/标书_国自然标准_v9_润色精简版_参考文献修正版_桂艾BCP靶向Nrf2抑制铁依赖性SIPS改善CIRI.docx
@@ -1113,7 +1113,7 @@
           <w:sz w:val="21"/>
           <w:szCs w:val="21"/>
         </w:rPr>
-        <w:t xml:space="preserve">[16] Daoji J, Zhao W. Small molecule agonist targeting ErbB4 receptor inhibits neuronal senescence by regulating ferroptosis via Akt/Nrf2 pathway. Master Thesis, Jiangnan University, 2025.</w:t>
+        <w:t xml:space="preserve">[16] Dao JJ, Zhang W, Liu C, et al. Targeted ErbB4 receptor activation prevents D-galactose-induced neuronal senescence via inhibiting ferroptosis pathway. Front Pharmacol, 2025, 16: 1528604.</w:t>
       </w:r>
     </w:p>
     <w:p>
@@ -1141,7 +1141,7 @@
           <w:sz w:val="21"/>
           <w:szCs w:val="21"/>
         </w:rPr>
-        <w:t xml:space="preserve">[18] Zuo T, Dong Z. β-Caryophyllene alleviates cerebral ischemia-reperfusion injury in rats by activating HSF1/HSP70 signaling pathway. Master Thesis, Chongqing Medical University, 2022.</w:t>
+        <w:t xml:space="preserve">[18] Zuo TR, Hu QW, Liu JD, et al. β-Caryophyllene reduces cerebral ischemia-reperfusion injury in rats by activating HSF1/HSP70 pathway. Chinese Journal of New Drugs, 2023, 32(5): 562-570.</w:t>
       </w:r>
     </w:p>
     <w:p>
